--- a/PROPUESTA DE SERVIDOR EQUIPO 5.docx
+++ b/PROPUESTA DE SERVIDOR EQUIPO 5.docx
@@ -54,14 +54,14 @@
           <w:sz w:val="28"/>
           <w:szCs w:val="28"/>
         </w:rPr>
-        <w:t>Beneficios de AWS</w:t>
+        <w:t>Beneficios de GitHub</w:t>
       </w:r>
     </w:p>
     <w:p>
       <w:pPr>
         <w:numPr>
           <w:ilvl w:val="0"/>
-          <w:numId w:val="1"/>
+          <w:numId w:val="2"/>
         </w:numPr>
         <w:rPr>
           <w:b/>
@@ -77,14 +77,14 @@
           <w:sz w:val="28"/>
           <w:szCs w:val="28"/>
         </w:rPr>
-        <w:t>Capa gratuita (Free Tier): Permite usar servicios clave como EC2, RDS y S3 sin costo durante los primeros 12 meses, ideal para proyectos académicos.</w:t>
+        <w:t>Control de versiones e historial: Registra cada cambio en el código, lo que permite volver a versiones anteriores en caso de errores y mantener un desarrollo organizado.</w:t>
       </w:r>
     </w:p>
     <w:p>
       <w:pPr>
         <w:numPr>
           <w:ilvl w:val="0"/>
-          <w:numId w:val="1"/>
+          <w:numId w:val="2"/>
         </w:numPr>
         <w:rPr>
           <w:b/>
@@ -100,14 +100,60 @@
           <w:sz w:val="28"/>
           <w:szCs w:val="28"/>
         </w:rPr>
-        <w:t>Escalabilidad y flexibilidad: Permite aumentar o reducir la capacidad del servidor y el almacenamiento de forma inmediata según las necesidades del proyecto.</w:t>
+        <w:t xml:space="preserve">Seguimiento del trabajo individual: Permite identificar con precisión los avances y contribuciones de cada integrante mediante la pestaña de </w:t>
+      </w:r>
+      <w:proofErr w:type="spellStart"/>
+      <w:r>
+        <w:rPr>
+          <w:b/>
+          <w:bCs/>
+          <w:i/>
+          <w:iCs/>
+          <w:sz w:val="28"/>
+          <w:szCs w:val="28"/>
+        </w:rPr>
+        <w:t>Insights</w:t>
+      </w:r>
+      <w:proofErr w:type="spellEnd"/>
+      <w:r>
+        <w:rPr>
+          <w:b/>
+          <w:bCs/>
+          <w:i/>
+          <w:iCs/>
+          <w:sz w:val="28"/>
+          <w:szCs w:val="28"/>
+        </w:rPr>
+        <w:t xml:space="preserve"> / </w:t>
+      </w:r>
+      <w:proofErr w:type="spellStart"/>
+      <w:r>
+        <w:rPr>
+          <w:b/>
+          <w:bCs/>
+          <w:i/>
+          <w:iCs/>
+          <w:sz w:val="28"/>
+          <w:szCs w:val="28"/>
+        </w:rPr>
+        <w:t>Contributors</w:t>
+      </w:r>
+      <w:proofErr w:type="spellEnd"/>
+      <w:r>
+        <w:rPr>
+          <w:b/>
+          <w:bCs/>
+          <w:sz w:val="28"/>
+          <w:szCs w:val="28"/>
+        </w:rPr>
+        <w:t xml:space="preserve"> para la revisión en clase.</w:t>
       </w:r>
     </w:p>
     <w:p>
       <w:pPr>
         <w:numPr>
           <w:ilvl w:val="0"/>
-          <w:numId w:val="1"/>
+          <w:numId w:val="2"/>
         </w:numPr>
         <w:rPr>
           <w:b/>
@@ -123,14 +169,74 @@
           <w:sz w:val="28"/>
           <w:szCs w:val="28"/>
         </w:rPr>
-        <w:t>Amplia variedad de servicios: Ofrece herramientas integradas para base de datos, cómputo, almacenamiento y seguridad dentro de un mismo ecosistema.</w:t>
+        <w:t xml:space="preserve">Colaboración segura mediante Pull </w:t>
+      </w:r>
+      <w:proofErr w:type="spellStart"/>
+      <w:r>
+        <w:rPr>
+          <w:b/>
+          <w:bCs/>
+          <w:sz w:val="28"/>
+          <w:szCs w:val="28"/>
+        </w:rPr>
+        <w:t>Requests</w:t>
+      </w:r>
+      <w:proofErr w:type="spellEnd"/>
+      <w:r>
+        <w:rPr>
+          <w:b/>
+          <w:bCs/>
+          <w:sz w:val="28"/>
+          <w:szCs w:val="28"/>
+        </w:rPr>
+        <w:t>: Facilita la revisión del código entre los compañeros del equipo antes de integrarlo a la rama principal (</w:t>
+      </w:r>
+      <w:proofErr w:type="spellStart"/>
+      <w:r>
+        <w:rPr>
+          <w:b/>
+          <w:bCs/>
+          <w:sz w:val="28"/>
+          <w:szCs w:val="28"/>
+        </w:rPr>
+        <w:t>main</w:t>
+      </w:r>
+      <w:proofErr w:type="spellEnd"/>
+      <w:r>
+        <w:rPr>
+          <w:b/>
+          <w:bCs/>
+          <w:sz w:val="28"/>
+          <w:szCs w:val="28"/>
+        </w:rPr>
+        <w:t xml:space="preserve">), evitando </w:t>
+      </w:r>
+      <w:proofErr w:type="spellStart"/>
+      <w:r>
+        <w:rPr>
+          <w:b/>
+          <w:bCs/>
+          <w:sz w:val="28"/>
+          <w:szCs w:val="28"/>
+        </w:rPr>
+        <w:t>sobreescribir</w:t>
+      </w:r>
+      <w:proofErr w:type="spellEnd"/>
+      <w:r>
+        <w:rPr>
+          <w:b/>
+          <w:bCs/>
+          <w:sz w:val="28"/>
+          <w:szCs w:val="28"/>
+        </w:rPr>
+        <w:t xml:space="preserve"> o dañar el código estable.</w:t>
       </w:r>
     </w:p>
     <w:p>
       <w:pPr>
         <w:numPr>
           <w:ilvl w:val="0"/>
-          <w:numId w:val="1"/>
+          <w:numId w:val="2"/>
         </w:numPr>
         <w:rPr>
           <w:b/>
@@ -146,19 +252,17 @@
           <w:sz w:val="28"/>
           <w:szCs w:val="28"/>
         </w:rPr>
-        <w:t>Alta disponibilidad y seguridad: Infraestructura global con respaldo constante, alto tiempo de actividad (</w:t>
+        <w:t xml:space="preserve">Integración sencilla con AWS: Permite agilizar el despliegue del código hacia el servidor EC2 de forma directa mediante comandos Git o la automatización con GitHub </w:t>
       </w:r>
       <w:proofErr w:type="spellStart"/>
       <w:r>
         <w:rPr>
           <w:b/>
           <w:bCs/>
-          <w:i/>
-          <w:iCs/>
-          <w:sz w:val="28"/>
-          <w:szCs w:val="28"/>
-        </w:rPr>
-        <w:t>uptime</w:t>
+          <w:sz w:val="28"/>
+          <w:szCs w:val="28"/>
+        </w:rPr>
+        <w:t>Actions</w:t>
       </w:r>
       <w:proofErr w:type="spellEnd"/>
       <w:r>
@@ -168,42 +272,30 @@
           <w:sz w:val="28"/>
           <w:szCs w:val="28"/>
         </w:rPr>
-        <w:t>) y gestión centralizada de accesos.</w:t>
+        <w:t>.</w:t>
       </w:r>
     </w:p>
     <w:p>
       <w:pPr>
-        <w:rPr>
-          <w:b/>
-          <w:bCs/>
-          <w:sz w:val="28"/>
-          <w:szCs w:val="28"/>
-        </w:rPr>
-      </w:pPr>
-    </w:p>
-    <w:p>
-      <w:pPr>
-        <w:rPr>
-          <w:b/>
-          <w:bCs/>
-          <w:sz w:val="28"/>
-          <w:szCs w:val="28"/>
-        </w:rPr>
-      </w:pPr>
-    </w:p>
-    <w:p>
-      <w:pPr>
-        <w:rPr>
-          <w:b/>
-          <w:bCs/>
-        </w:rPr>
-      </w:pPr>
-      <w:r>
-        <w:rPr>
-          <w:b/>
-          <w:bCs/>
-        </w:rPr>
-        <w:t>https://aws.amazon.com/es/free/?trk=4f374c9d-ac11-490d-8b23-82df6d4e054b&amp;sc_channel=ps&amp;ef_id=CjwKCAjw0LzWBhBOEiwAKQd0cKtCnDhPd5b22v-FwiC9omyf_itWg2gCXm5OFFP4q8hhihRbN-_lnBoCwBkQAvD_BwE:G:s&amp;gads_camp=23528572733&amp;gads_ag=191423953134&amp;gads_ad=795841170154&amp;gads_kw=aws&amp;gads_matchtype=e&amp;gads_network=g&amp;gads_device=c&amp;gads_geo=1010182&amp;gad_campaignid=24292499404&amp;gbraid=0AAAAADjHtp9T3_CAS2u1nAlrPYmDbws6Q&amp;gclid=CjwKCAjw0LzWBhBOEiwAKQd0cKtCnDhPd5b22v-FwiC9omyf_itWg2gCXm5OFFP4q8hhihRbN-_lnBoCwBkQAvD_BwE</w:t>
+        <w:numPr>
+          <w:ilvl w:val="0"/>
+          <w:numId w:val="2"/>
+        </w:numPr>
+        <w:rPr>
+          <w:b/>
+          <w:bCs/>
+          <w:sz w:val="28"/>
+          <w:szCs w:val="28"/>
+        </w:rPr>
+      </w:pPr>
+      <w:r>
+        <w:rPr>
+          <w:b/>
+          <w:bCs/>
+          <w:sz w:val="28"/>
+          <w:szCs w:val="28"/>
+        </w:rPr>
+        <w:t>Plataforma gratuita y accesible: Ofrece repositorios privados y públicos sin costo, junto con herramientas integradas para documentar el proyecto (archivos README) y gestionar tareas.</w:t>
       </w:r>
     </w:p>
     <w:p>
@@ -375,8 +467,160 @@
       </w:rPr>
     </w:lvl>
   </w:abstractNum>
+  <w:abstractNum w:abstractNumId="1" w15:restartNumberingAfterBreak="0">
+    <w:nsid w:val="4A710714"/>
+    <w:multiLevelType w:val="multilevel"/>
+    <w:tmpl w:val="73282046"/>
+    <w:lvl w:ilvl="0">
+      <w:start w:val="1"/>
+      <w:numFmt w:val="bullet"/>
+      <w:lvlText w:val=""/>
+      <w:lvlJc w:val="left"/>
+      <w:pPr>
+        <w:tabs>
+          <w:tab w:val="num" w:pos="720"/>
+        </w:tabs>
+        <w:ind w:left="720" w:hanging="360"/>
+      </w:pPr>
+      <w:rPr>
+        <w:rFonts w:ascii="Symbol" w:hAnsi="Symbol" w:hint="default"/>
+        <w:sz w:val="20"/>
+      </w:rPr>
+    </w:lvl>
+    <w:lvl w:ilvl="1" w:tentative="1">
+      <w:start w:val="1"/>
+      <w:numFmt w:val="bullet"/>
+      <w:lvlText w:val="o"/>
+      <w:lvlJc w:val="left"/>
+      <w:pPr>
+        <w:tabs>
+          <w:tab w:val="num" w:pos="1440"/>
+        </w:tabs>
+        <w:ind w:left="1440" w:hanging="360"/>
+      </w:pPr>
+      <w:rPr>
+        <w:rFonts w:ascii="Courier New" w:hAnsi="Courier New" w:hint="default"/>
+        <w:sz w:val="20"/>
+      </w:rPr>
+    </w:lvl>
+    <w:lvl w:ilvl="2" w:tentative="1">
+      <w:start w:val="1"/>
+      <w:numFmt w:val="bullet"/>
+      <w:lvlText w:val=""/>
+      <w:lvlJc w:val="left"/>
+      <w:pPr>
+        <w:tabs>
+          <w:tab w:val="num" w:pos="2160"/>
+        </w:tabs>
+        <w:ind w:left="2160" w:hanging="360"/>
+      </w:pPr>
+      <w:rPr>
+        <w:rFonts w:ascii="Wingdings" w:hAnsi="Wingdings" w:hint="default"/>
+        <w:sz w:val="20"/>
+      </w:rPr>
+    </w:lvl>
+    <w:lvl w:ilvl="3" w:tentative="1">
+      <w:start w:val="1"/>
+      <w:numFmt w:val="bullet"/>
+      <w:lvlText w:val=""/>
+      <w:lvlJc w:val="left"/>
+      <w:pPr>
+        <w:tabs>
+          <w:tab w:val="num" w:pos="2880"/>
+        </w:tabs>
+        <w:ind w:left="2880" w:hanging="360"/>
+      </w:pPr>
+      <w:rPr>
+        <w:rFonts w:ascii="Wingdings" w:hAnsi="Wingdings" w:hint="default"/>
+        <w:sz w:val="20"/>
+      </w:rPr>
+    </w:lvl>
+    <w:lvl w:ilvl="4" w:tentative="1">
+      <w:start w:val="1"/>
+      <w:numFmt w:val="bullet"/>
+      <w:lvlText w:val=""/>
+      <w:lvlJc w:val="left"/>
+      <w:pPr>
+        <w:tabs>
+          <w:tab w:val="num" w:pos="3600"/>
+        </w:tabs>
+        <w:ind w:left="3600" w:hanging="360"/>
+      </w:pPr>
+      <w:rPr>
+        <w:rFonts w:ascii="Wingdings" w:hAnsi="Wingdings" w:hint="default"/>
+        <w:sz w:val="20"/>
+      </w:rPr>
+    </w:lvl>
+    <w:lvl w:ilvl="5" w:tentative="1">
+      <w:start w:val="1"/>
+      <w:numFmt w:val="bullet"/>
+      <w:lvlText w:val=""/>
+      <w:lvlJc w:val="left"/>
+      <w:pPr>
+        <w:tabs>
+          <w:tab w:val="num" w:pos="4320"/>
+        </w:tabs>
+        <w:ind w:left="4320" w:hanging="360"/>
+      </w:pPr>
+      <w:rPr>
+        <w:rFonts w:ascii="Wingdings" w:hAnsi="Wingdings" w:hint="default"/>
+        <w:sz w:val="20"/>
+      </w:rPr>
+    </w:lvl>
+    <w:lvl w:ilvl="6" w:tentative="1">
+      <w:start w:val="1"/>
+      <w:numFmt w:val="bullet"/>
+      <w:lvlText w:val=""/>
+      <w:lvlJc w:val="left"/>
+      <w:pPr>
+        <w:tabs>
+          <w:tab w:val="num" w:pos="5040"/>
+        </w:tabs>
+        <w:ind w:left="5040" w:hanging="360"/>
+      </w:pPr>
+      <w:rPr>
+        <w:rFonts w:ascii="Wingdings" w:hAnsi="Wingdings" w:hint="default"/>
+        <w:sz w:val="20"/>
+      </w:rPr>
+    </w:lvl>
+    <w:lvl w:ilvl="7" w:tentative="1">
+      <w:start w:val="1"/>
+      <w:numFmt w:val="bullet"/>
+      <w:lvlText w:val=""/>
+      <w:lvlJc w:val="left"/>
+      <w:pPr>
+        <w:tabs>
+          <w:tab w:val="num" w:pos="5760"/>
+        </w:tabs>
+        <w:ind w:left="5760" w:hanging="360"/>
+      </w:pPr>
+      <w:rPr>
+        <w:rFonts w:ascii="Wingdings" w:hAnsi="Wingdings" w:hint="default"/>
+        <w:sz w:val="20"/>
+      </w:rPr>
+    </w:lvl>
+    <w:lvl w:ilvl="8" w:tentative="1">
+      <w:start w:val="1"/>
+      <w:numFmt w:val="bullet"/>
+      <w:lvlText w:val=""/>
+      <w:lvlJc w:val="left"/>
+      <w:pPr>
+        <w:tabs>
+          <w:tab w:val="num" w:pos="6480"/>
+        </w:tabs>
+        <w:ind w:left="6480" w:hanging="360"/>
+      </w:pPr>
+      <w:rPr>
+        <w:rFonts w:ascii="Wingdings" w:hAnsi="Wingdings" w:hint="default"/>
+        <w:sz w:val="20"/>
+      </w:rPr>
+    </w:lvl>
+  </w:abstractNum>
   <w:num w:numId="1" w16cid:durableId="776826827">
     <w:abstractNumId w:val="0"/>
+  </w:num>
+  <w:num w:numId="2" w16cid:durableId="813909309">
+    <w:abstractNumId w:val="1"/>
   </w:num>
 </w:numbering>
 </file>
